--- a/Aegis-Pilot-SOW-Template.docx
+++ b/Aegis-Pilot-SOW-Template.docx
@@ -80,7 +80,7 @@
           <w:color w:val="555555"/>
           <w:sz w:val="19"/>
         </w:rPr>
-        <w:t>Customer-facing. Fill the [bracketed] fields with the customer AE + solutions architect. This scopes a fixed, low-risk pilot of the Aegis governed-agent platform in the customer’s AWS account.</w:t>
+        <w:t>Customer-facing. Fill the [bracketed] fields with the customer AE + solutions architect. This scopes a fixed, low-risk pilot of the Aegis governed-agent reference architecture in the customer’s AWS account.</w:t>
       </w:r>
     </w:p>
     <w:p>
@@ -710,7 +710,7 @@
         <w:t>In scope:</w:t>
       </w:r>
       <w:r>
-        <w:t xml:space="preserve"> governance core; one compliance pack; IdP federation + MFA; one agent; the reviewer (human-approval) service; one </w:t>
+        <w:t xml:space="preserve"> governance core; one control-mapping pack; IdP federation + MFA; one agent; the reviewer (human-approval) service; one </w:t>
       </w:r>
       <w:r>
         <w:rPr>
